--- a/otchet_denis.docx
+++ b/otchet_denis.docx
@@ -2405,103 +2405,89 @@
     <w:p>
       <w:pPr>
         <w:widowControl w:val="0"/>
-        <w:spacing w:before="50" w:after="50"/>
-        <w:rPr>
-          <w:i/>
-        </w:rPr>
-      </w:pPr>
-      <w:r>
-        <w:rPr>
-          <w:i/>
-        </w:rPr>
-        <w:t>Задача практики заключается в и</w:t>
-      </w:r>
-      <w:r>
-        <w:rPr>
-          <w:i/>
-        </w:rPr>
-        <w:t>зучени</w:t>
-      </w:r>
-      <w:r>
-        <w:rPr>
-          <w:i/>
+        <w:rPr>
+          <w:iCs/>
+        </w:rPr>
+      </w:pPr>
+      <w:r>
+        <w:rPr>
+          <w:iCs/>
+        </w:rPr>
+        <w:t>Задача практики заключается в изучени</w:t>
+      </w:r>
+      <w:r>
+        <w:rPr>
+          <w:iCs/>
         </w:rPr>
         <w:t>и</w:t>
       </w:r>
       <w:r>
         <w:rPr>
-          <w:i/>
+          <w:iCs/>
         </w:rPr>
         <w:t xml:space="preserve"> плагинов </w:t>
       </w:r>
       <w:r>
         <w:rPr>
+          <w:iCs/>
           <w:color w:val="222222"/>
-          <w:shd w:val="clear" w:color="auto" w:fill="FFFFFF"/>
         </w:rPr>
         <w:t>Godot, Unreal Engine, Unity</w:t>
       </w:r>
       <w:r>
         <w:rPr>
-          <w:i/>
+          <w:iCs/>
           <w:color w:val="C00000"/>
         </w:rPr>
         <w:t xml:space="preserve"> </w:t>
       </w:r>
       <w:r>
         <w:rPr>
-          <w:i/>
+          <w:iCs/>
         </w:rPr>
         <w:t xml:space="preserve">исследование каждого из них для определения достоинств и недостатков, </w:t>
       </w:r>
       <w:r>
         <w:rPr>
-          <w:i/>
-        </w:rPr>
-        <w:t>выбрать требуемые плагины и разработать</w:t>
-      </w:r>
-      <w:r>
-        <w:rPr>
-          <w:i/>
-        </w:rPr>
-        <w:t xml:space="preserve"> </w:t>
-      </w:r>
-      <w:r>
-        <w:rPr>
-          <w:i/>
+          <w:iCs/>
+        </w:rPr>
+        <w:t xml:space="preserve">выбрать требуемые плагины и разработать </w:t>
+      </w:r>
+      <w:r>
+        <w:rPr>
+          <w:iCs/>
           <w:lang w:val="en-US"/>
         </w:rPr>
         <w:t>VR</w:t>
       </w:r>
       <w:r>
         <w:rPr>
-          <w:i/>
-        </w:rPr>
-        <w:t xml:space="preserve"> </w:t>
-      </w:r>
-      <w:r>
-        <w:rPr>
-          <w:i/>
-        </w:rPr>
-        <w:t>приложение.</w:t>
+          <w:iCs/>
+        </w:rPr>
+        <w:t xml:space="preserve"> приложение</w:t>
+      </w:r>
+      <w:r>
+        <w:rPr>
+          <w:iCs/>
+        </w:rPr>
+        <w:t>.</w:t>
       </w:r>
     </w:p>
     <w:p>
       <w:pPr>
         <w:widowControl w:val="0"/>
-        <w:spacing w:line="276" w:lineRule="auto"/>
         <w:ind w:firstLine="0"/>
         <w:rPr>
           <w:b/>
           <w:bCs/>
-          <w:i/>
+          <w:iCs/>
         </w:rPr>
       </w:pPr>
       <w:r>
         <w:rPr>
           <w:b/>
           <w:bCs/>
-          <w:i/>
+          <w:iCs/>
         </w:rPr>
         <w:t xml:space="preserve">Этапы решения задачи: </w:t>
       </w:r>
@@ -2509,19 +2495,18 @@
     <w:p>
       <w:pPr>
         <w:widowControl w:val="0"/>
-        <w:spacing w:line="276" w:lineRule="auto"/>
         <w:ind w:firstLine="0"/>
         <w:rPr>
           <w:b/>
           <w:bCs/>
-          <w:i/>
+          <w:iCs/>
         </w:rPr>
       </w:pPr>
       <w:r>
         <w:rPr>
           <w:b/>
           <w:bCs/>
-          <w:i/>
+          <w:iCs/>
         </w:rPr>
         <w:t>1. Установка и изучение ядер (</w:t>
       </w:r>
@@ -2529,7 +2514,7 @@
         <w:rPr>
           <w:b/>
           <w:bCs/>
-          <w:i/>
+          <w:iCs/>
           <w:lang w:val="en-US"/>
         </w:rPr>
         <w:t>Godot</w:t>
@@ -2538,7 +2523,7 @@
         <w:rPr>
           <w:b/>
           <w:bCs/>
-          <w:i/>
+          <w:iCs/>
         </w:rPr>
         <w:t xml:space="preserve">, </w:t>
       </w:r>
@@ -2546,7 +2531,7 @@
         <w:rPr>
           <w:b/>
           <w:bCs/>
-          <w:i/>
+          <w:iCs/>
           <w:lang w:val="en-US"/>
         </w:rPr>
         <w:t>Unreal</w:t>
@@ -2555,7 +2540,7 @@
         <w:rPr>
           <w:b/>
           <w:bCs/>
-          <w:i/>
+          <w:iCs/>
         </w:rPr>
         <w:t xml:space="preserve"> </w:t>
       </w:r>
@@ -2563,7 +2548,7 @@
         <w:rPr>
           <w:b/>
           <w:bCs/>
-          <w:i/>
+          <w:iCs/>
           <w:lang w:val="en-US"/>
         </w:rPr>
         <w:t>Engine</w:t>
@@ -2572,7 +2557,7 @@
         <w:rPr>
           <w:b/>
           <w:bCs/>
-          <w:i/>
+          <w:iCs/>
         </w:rPr>
         <w:t xml:space="preserve">, </w:t>
       </w:r>
@@ -2580,7 +2565,7 @@
         <w:rPr>
           <w:b/>
           <w:bCs/>
-          <w:i/>
+          <w:iCs/>
           <w:lang w:val="en-US"/>
         </w:rPr>
         <w:t>Unity</w:t>
@@ -2589,7 +2574,7 @@
         <w:rPr>
           <w:b/>
           <w:bCs/>
-          <w:i/>
+          <w:iCs/>
         </w:rPr>
         <w:t xml:space="preserve">). </w:t>
       </w:r>
@@ -2597,67 +2582,66 @@
     <w:p>
       <w:pPr>
         <w:widowControl w:val="0"/>
-        <w:spacing w:line="276" w:lineRule="auto"/>
         <w:ind w:firstLine="0"/>
         <w:rPr>
-          <w:i/>
-        </w:rPr>
-      </w:pPr>
-      <w:r>
-        <w:rPr>
-          <w:i/>
+          <w:iCs/>
+        </w:rPr>
+      </w:pPr>
+      <w:r>
+        <w:rPr>
+          <w:iCs/>
         </w:rPr>
         <w:t>Для выполнения данной задачи были установлены и изучены все 3 ядра (</w:t>
       </w:r>
       <w:r>
         <w:rPr>
-          <w:i/>
+          <w:iCs/>
           <w:lang w:val="en-US"/>
         </w:rPr>
         <w:t>Godot</w:t>
       </w:r>
       <w:r>
         <w:rPr>
-          <w:i/>
+          <w:iCs/>
         </w:rPr>
         <w:t xml:space="preserve">, </w:t>
       </w:r>
       <w:r>
         <w:rPr>
-          <w:i/>
+          <w:iCs/>
           <w:lang w:val="en-US"/>
         </w:rPr>
         <w:t>Unreal</w:t>
       </w:r>
       <w:r>
         <w:rPr>
-          <w:i/>
+          <w:iCs/>
         </w:rPr>
         <w:t xml:space="preserve"> </w:t>
       </w:r>
       <w:r>
         <w:rPr>
-          <w:i/>
+          <w:iCs/>
           <w:lang w:val="en-US"/>
         </w:rPr>
         <w:t>Engine</w:t>
       </w:r>
       <w:r>
         <w:rPr>
-          <w:i/>
+          <w:iCs/>
         </w:rPr>
         <w:t xml:space="preserve">, </w:t>
       </w:r>
       <w:r>
         <w:rPr>
-          <w:i/>
+          <w:iCs/>
           <w:lang w:val="en-US"/>
         </w:rPr>
         <w:t>Unity</w:t>
       </w:r>
       <w:r>
         <w:rPr>
-          <w:i/>
+          <w:iCs/>
         </w:rPr>
         <w:t>), после чего в ходе исследования были выявлены достоинства и недостатки каждого из них:</w:t>
       </w:r>
@@ -2667,15 +2651,195 @@
         <w:pStyle w:val="2"/>
         <w:numPr>
           <w:ilvl w:val="0"/>
-          <w:numId w:val="0"/>
+          <w:numId w:val="10"/>
         </w:numPr>
-        <w:ind w:left="720" w:hanging="720"/>
-      </w:pPr>
-      <w:r>
-        <w:rPr>
+        <w:rPr>
+          <w:iCs/>
+        </w:rPr>
+      </w:pPr>
+      <w:proofErr w:type="spellStart"/>
+      <w:r>
+        <w:rPr>
+          <w:iCs/>
           <w:bdr w:val="none" w:sz="0" w:space="0" w:color="auto" w:frame="1"/>
         </w:rPr>
-        <w:t xml:space="preserve">Unity </w:t>
+        <w:t>Unity</w:t>
+      </w:r>
+      <w:proofErr w:type="spellEnd"/>
+      <w:r>
+        <w:rPr>
+          <w:iCs/>
+          <w:bdr w:val="none" w:sz="0" w:space="0" w:color="auto" w:frame="1"/>
+        </w:rPr>
+        <w:t xml:space="preserve"> </w:t>
+      </w:r>
+    </w:p>
+    <w:p>
+      <w:pPr>
+        <w:suppressAutoHyphens w:val="0"/>
+        <w:ind w:firstLine="0"/>
+        <w:jc w:val="left"/>
+        <w:textAlignment w:val="baseline"/>
+        <w:rPr>
+          <w:b/>
+          <w:bCs/>
+          <w:iCs/>
+          <w:bdr w:val="none" w:sz="0" w:space="0" w:color="auto" w:frame="1"/>
+        </w:rPr>
+      </w:pPr>
+      <w:r>
+        <w:rPr>
+          <w:b/>
+          <w:bCs/>
+          <w:iCs/>
+          <w:bdr w:val="none" w:sz="0" w:space="0" w:color="auto" w:frame="1"/>
+        </w:rPr>
+        <w:t xml:space="preserve">Достоинства: </w:t>
+      </w:r>
+    </w:p>
+    <w:p>
+      <w:pPr>
+        <w:suppressAutoHyphens w:val="0"/>
+        <w:ind w:firstLine="0"/>
+        <w:jc w:val="left"/>
+        <w:textAlignment w:val="baseline"/>
+        <w:rPr>
+          <w:iCs/>
+          <w:bdr w:val="none" w:sz="0" w:space="0" w:color="auto" w:frame="1"/>
+        </w:rPr>
+      </w:pPr>
+      <w:r>
+        <w:rPr>
+          <w:iCs/>
+          <w:bdr w:val="none" w:sz="0" w:space="0" w:color="auto" w:frame="1"/>
+        </w:rPr>
+        <w:t xml:space="preserve">Легкий и быстрый старт: использует язык C#, который является более простым для написания игровой логики. </w:t>
+      </w:r>
+    </w:p>
+    <w:p>
+      <w:pPr>
+        <w:suppressAutoHyphens w:val="0"/>
+        <w:ind w:firstLine="0"/>
+        <w:jc w:val="left"/>
+        <w:textAlignment w:val="baseline"/>
+        <w:rPr>
+          <w:iCs/>
+          <w:bdr w:val="none" w:sz="0" w:space="0" w:color="auto" w:frame="1"/>
+        </w:rPr>
+      </w:pPr>
+      <w:r>
+        <w:rPr>
+          <w:iCs/>
+          <w:bdr w:val="none" w:sz="0" w:space="0" w:color="auto" w:frame="1"/>
+        </w:rPr>
+        <w:t xml:space="preserve">Отличная оптимизация: проще добиться высокой производительности и стабильного FPS. </w:t>
+      </w:r>
+    </w:p>
+    <w:p>
+      <w:pPr>
+        <w:suppressAutoHyphens w:val="0"/>
+        <w:ind w:firstLine="0"/>
+        <w:jc w:val="left"/>
+        <w:textAlignment w:val="baseline"/>
+        <w:rPr>
+          <w:iCs/>
+          <w:bdr w:val="none" w:sz="0" w:space="0" w:color="auto" w:frame="1"/>
+        </w:rPr>
+      </w:pPr>
+      <w:r>
+        <w:rPr>
+          <w:iCs/>
+          <w:bdr w:val="none" w:sz="0" w:space="0" w:color="auto" w:frame="1"/>
+        </w:rPr>
+        <w:t xml:space="preserve">Универсальность: идеально подходит как для простых 2D игр, так и для крупных 3D-проектов. </w:t>
+      </w:r>
+    </w:p>
+    <w:p>
+      <w:pPr>
+        <w:suppressAutoHyphens w:val="0"/>
+        <w:ind w:firstLine="0"/>
+        <w:jc w:val="left"/>
+        <w:textAlignment w:val="baseline"/>
+        <w:rPr>
+          <w:b/>
+          <w:bCs/>
+          <w:iCs/>
+          <w:bdr w:val="none" w:sz="0" w:space="0" w:color="auto" w:frame="1"/>
+        </w:rPr>
+      </w:pPr>
+      <w:r>
+        <w:rPr>
+          <w:b/>
+          <w:bCs/>
+          <w:iCs/>
+          <w:bdr w:val="none" w:sz="0" w:space="0" w:color="auto" w:frame="1"/>
+        </w:rPr>
+        <w:t xml:space="preserve">Недостатки: </w:t>
+      </w:r>
+    </w:p>
+    <w:p>
+      <w:pPr>
+        <w:suppressAutoHyphens w:val="0"/>
+        <w:ind w:firstLine="0"/>
+        <w:jc w:val="left"/>
+        <w:textAlignment w:val="baseline"/>
+        <w:rPr>
+          <w:iCs/>
+          <w:bdr w:val="none" w:sz="0" w:space="0" w:color="auto" w:frame="1"/>
+        </w:rPr>
+      </w:pPr>
+      <w:r>
+        <w:rPr>
+          <w:iCs/>
+          <w:bdr w:val="none" w:sz="0" w:space="0" w:color="auto" w:frame="1"/>
+        </w:rPr>
+        <w:t xml:space="preserve">Графика требует настройки: красивую картинку нужно собирать и настраивать руками. </w:t>
+      </w:r>
+    </w:p>
+    <w:p>
+      <w:pPr>
+        <w:suppressAutoHyphens w:val="0"/>
+        <w:ind w:firstLine="0"/>
+        <w:jc w:val="left"/>
+        <w:textAlignment w:val="baseline"/>
+        <w:rPr>
+          <w:iCs/>
+        </w:rPr>
+      </w:pPr>
+      <w:r>
+        <w:rPr>
+          <w:iCs/>
+          <w:bdr w:val="none" w:sz="0" w:space="0" w:color="auto" w:frame="1"/>
+        </w:rPr>
+        <w:t>Фрагментация инструментов: из-за частой смены внутренних систем движка в нем легко запутаться.</w:t>
+      </w:r>
+    </w:p>
+    <w:p>
+      <w:pPr>
+        <w:pStyle w:val="2"/>
+        <w:numPr>
+          <w:ilvl w:val="0"/>
+          <w:numId w:val="10"/>
+        </w:numPr>
+        <w:rPr>
+          <w:iCs/>
+        </w:rPr>
+      </w:pPr>
+      <w:proofErr w:type="spellStart"/>
+      <w:r>
+        <w:rPr>
+          <w:iCs/>
+          <w:bdr w:val="none" w:sz="0" w:space="0" w:color="auto" w:frame="1"/>
+        </w:rPr>
+        <w:t>Unreal</w:t>
+      </w:r>
+      <w:proofErr w:type="spellEnd"/>
+      <w:r>
+        <w:rPr>
+          <w:iCs/>
+          <w:bdr w:val="none" w:sz="0" w:space="0" w:color="auto" w:frame="1"/>
+        </w:rPr>
+        <w:t xml:space="preserve"> Engine (UE5) </w:t>
       </w:r>
     </w:p>
     <w:p>
@@ -2686,20 +2850,25 @@
         <w:jc w:val="left"/>
         <w:textAlignment w:val="baseline"/>
         <w:rPr>
+          <w:iCs/>
+          <w:bdr w:val="none" w:sz="0" w:space="0" w:color="auto" w:frame="1"/>
+        </w:rPr>
+      </w:pPr>
+      <w:r>
+        <w:rPr>
           <w:b/>
           <w:bCs/>
-          <w:i/>
+          <w:iCs/>
           <w:bdr w:val="none" w:sz="0" w:space="0" w:color="auto" w:frame="1"/>
         </w:rPr>
-      </w:pPr>
-      <w:r>
-        <w:rPr>
-          <w:b/>
-          <w:bCs/>
-          <w:i/>
+        <w:t>Достоинства</w:t>
+      </w:r>
+      <w:r>
+        <w:rPr>
+          <w:iCs/>
           <w:bdr w:val="none" w:sz="0" w:space="0" w:color="auto" w:frame="1"/>
         </w:rPr>
-        <w:t xml:space="preserve">Достоинства: </w:t>
+        <w:t xml:space="preserve">: </w:t>
       </w:r>
     </w:p>
     <w:p>
@@ -2710,30 +2879,16 @@
         <w:jc w:val="left"/>
         <w:textAlignment w:val="baseline"/>
         <w:rPr>
-          <w:i/>
+          <w:iCs/>
           <w:bdr w:val="none" w:sz="0" w:space="0" w:color="auto" w:frame="1"/>
         </w:rPr>
       </w:pPr>
       <w:r>
         <w:rPr>
-          <w:i/>
+          <w:iCs/>
           <w:bdr w:val="none" w:sz="0" w:space="0" w:color="auto" w:frame="1"/>
         </w:rPr>
-        <w:t>Легкий и быстрый старт</w:t>
-      </w:r>
-      <w:r>
-        <w:rPr>
-          <w:i/>
-          <w:bdr w:val="none" w:sz="0" w:space="0" w:color="auto" w:frame="1"/>
-        </w:rPr>
-        <w:t>: использует</w:t>
-      </w:r>
-      <w:r>
-        <w:rPr>
-          <w:i/>
-          <w:bdr w:val="none" w:sz="0" w:space="0" w:color="auto" w:frame="1"/>
-        </w:rPr>
-        <w:t xml:space="preserve"> язык C#, который является более простым для написания игровой логики. </w:t>
+        <w:t xml:space="preserve">Красивая графика: Мощнейшие встроенные технологии позволяют делать фотореалистичную картинку без долгих настроек. </w:t>
       </w:r>
     </w:p>
     <w:p>
@@ -2744,16 +2899,16 @@
         <w:jc w:val="left"/>
         <w:textAlignment w:val="baseline"/>
         <w:rPr>
-          <w:i/>
+          <w:iCs/>
           <w:bdr w:val="none" w:sz="0" w:space="0" w:color="auto" w:frame="1"/>
         </w:rPr>
       </w:pPr>
       <w:r>
         <w:rPr>
-          <w:i/>
+          <w:iCs/>
           <w:bdr w:val="none" w:sz="0" w:space="0" w:color="auto" w:frame="1"/>
         </w:rPr>
-        <w:t xml:space="preserve">Отличная оптимизация: проще добиться высокой производительности и стабильного FPS. </w:t>
+        <w:t xml:space="preserve">Визуальное программирование (Blueprints): позволяет собирать полноценные игры и сложную логику вообще без написания текстового кода. </w:t>
       </w:r>
     </w:p>
     <w:p>
@@ -2764,30 +2919,16 @@
         <w:jc w:val="left"/>
         <w:textAlignment w:val="baseline"/>
         <w:rPr>
-          <w:i/>
+          <w:iCs/>
           <w:bdr w:val="none" w:sz="0" w:space="0" w:color="auto" w:frame="1"/>
         </w:rPr>
       </w:pPr>
       <w:r>
         <w:rPr>
-          <w:i/>
+          <w:iCs/>
           <w:bdr w:val="none" w:sz="0" w:space="0" w:color="auto" w:frame="1"/>
         </w:rPr>
-        <w:t>Универсальность</w:t>
-      </w:r>
-      <w:r>
-        <w:rPr>
-          <w:i/>
-          <w:bdr w:val="none" w:sz="0" w:space="0" w:color="auto" w:frame="1"/>
-        </w:rPr>
-        <w:t>: идеально</w:t>
-      </w:r>
-      <w:r>
-        <w:rPr>
-          <w:i/>
-          <w:bdr w:val="none" w:sz="0" w:space="0" w:color="auto" w:frame="1"/>
-        </w:rPr>
-        <w:t xml:space="preserve"> подходит как для простых 2D игр, так и для крупных 3D-проектов. </w:t>
+        <w:t xml:space="preserve">Монолитность и стабильность: Все инструменты (физика, разрушения, эффекты) вшиты в само ядро движка и работают как единое целое. </w:t>
       </w:r>
     </w:p>
     <w:p>
@@ -2800,7 +2941,7 @@
         <w:rPr>
           <w:b/>
           <w:bCs/>
-          <w:i/>
+          <w:iCs/>
           <w:bdr w:val="none" w:sz="0" w:space="0" w:color="auto" w:frame="1"/>
         </w:rPr>
       </w:pPr>
@@ -2808,7 +2949,7 @@
         <w:rPr>
           <w:b/>
           <w:bCs/>
-          <w:i/>
+          <w:iCs/>
           <w:bdr w:val="none" w:sz="0" w:space="0" w:color="auto" w:frame="1"/>
         </w:rPr>
         <w:t xml:space="preserve">Недостатки: </w:t>
@@ -2822,16 +2963,31 @@
         <w:jc w:val="left"/>
         <w:textAlignment w:val="baseline"/>
         <w:rPr>
-          <w:i/>
+          <w:iCs/>
           <w:bdr w:val="none" w:sz="0" w:space="0" w:color="auto" w:frame="1"/>
         </w:rPr>
       </w:pPr>
       <w:r>
         <w:rPr>
-          <w:i/>
+          <w:iCs/>
           <w:bdr w:val="none" w:sz="0" w:space="0" w:color="auto" w:frame="1"/>
         </w:rPr>
-        <w:t xml:space="preserve">Графика требует настройки: красивую картинку нужно собирать и настраивать руками. </w:t>
+        <w:t xml:space="preserve">Высокий порог входа: если </w:t>
+      </w:r>
+      <w:r>
+        <w:rPr>
+          <w:iCs/>
+          <w:bdr w:val="none" w:sz="0" w:space="0" w:color="auto" w:frame="1"/>
+          <w:lang w:val="en-US"/>
+        </w:rPr>
+        <w:t>Blueprints</w:t>
+      </w:r>
+      <w:r>
+        <w:rPr>
+          <w:iCs/>
+          <w:bdr w:val="none" w:sz="0" w:space="0" w:color="auto" w:frame="1"/>
+        </w:rPr>
+        <w:t xml:space="preserve"> станет мало, придется использовать сложный и громоздкий язык C++. </w:t>
       </w:r>
     </w:p>
     <w:p>
@@ -2842,29 +2998,15 @@
         <w:jc w:val="left"/>
         <w:textAlignment w:val="baseline"/>
         <w:rPr>
-          <w:i/>
-        </w:rPr>
-      </w:pPr>
-      <w:r>
-        <w:rPr>
-          <w:i/>
+          <w:iCs/>
+        </w:rPr>
+      </w:pPr>
+      <w:r>
+        <w:rPr>
+          <w:iCs/>
           <w:bdr w:val="none" w:sz="0" w:space="0" w:color="auto" w:frame="1"/>
         </w:rPr>
-        <w:t>Фрагментация инструментов</w:t>
-      </w:r>
-      <w:r>
-        <w:rPr>
-          <w:i/>
-          <w:bdr w:val="none" w:sz="0" w:space="0" w:color="auto" w:frame="1"/>
-        </w:rPr>
-        <w:t>: из-за</w:t>
-      </w:r>
-      <w:r>
-        <w:rPr>
-          <w:i/>
-          <w:bdr w:val="none" w:sz="0" w:space="0" w:color="auto" w:frame="1"/>
-        </w:rPr>
-        <w:t xml:space="preserve"> частой смены внутренних систем движка в нем легко запутаться.</w:t>
+        <w:t>Огромные системные требования: Движок очень тяжелый. Проекты долго компилируются, много весят и требуют мощного компьютера как для разработки, так и для запуска игры.</w:t>
       </w:r>
     </w:p>
     <w:p>
@@ -2872,131 +3014,152 @@
         <w:pStyle w:val="2"/>
         <w:numPr>
           <w:ilvl w:val="0"/>
-          <w:numId w:val="0"/>
+          <w:numId w:val="10"/>
         </w:numPr>
-        <w:ind w:left="720" w:hanging="720"/>
-      </w:pPr>
-      <w:r>
-        <w:rPr>
+        <w:rPr>
+          <w:iCs/>
+        </w:rPr>
+      </w:pPr>
+      <w:proofErr w:type="spellStart"/>
+      <w:r>
+        <w:rPr>
+          <w:iCs/>
           <w:bdr w:val="none" w:sz="0" w:space="0" w:color="auto" w:frame="1"/>
         </w:rPr>
-        <w:t xml:space="preserve">Unreal Engine (UE5) </w:t>
+        <w:t>Godot</w:t>
+      </w:r>
+      <w:proofErr w:type="spellEnd"/>
+      <w:r>
+        <w:rPr>
+          <w:iCs/>
+          <w:bdr w:val="none" w:sz="0" w:space="0" w:color="auto" w:frame="1"/>
+        </w:rPr>
+        <w:t xml:space="preserve"> </w:t>
       </w:r>
     </w:p>
     <w:p>
       <w:pPr>
         <w:suppressAutoHyphens w:val="0"/>
-        <w:spacing w:line="276" w:lineRule="auto"/>
         <w:ind w:firstLine="0"/>
         <w:jc w:val="left"/>
         <w:textAlignment w:val="baseline"/>
         <w:rPr>
-          <w:i/>
-          <w:bdr w:val="none" w:sz="0" w:space="0" w:color="auto" w:frame="1"/>
-        </w:rPr>
-      </w:pPr>
-      <w:r>
-        <w:rPr>
           <w:b/>
           <w:bCs/>
-          <w:i/>
+          <w:iCs/>
           <w:bdr w:val="none" w:sz="0" w:space="0" w:color="auto" w:frame="1"/>
         </w:rPr>
-        <w:t>Достоинства</w:t>
-      </w:r>
-      <w:r>
-        <w:rPr>
-          <w:i/>
+      </w:pPr>
+      <w:r>
+        <w:rPr>
+          <w:b/>
+          <w:bCs/>
+          <w:iCs/>
           <w:bdr w:val="none" w:sz="0" w:space="0" w:color="auto" w:frame="1"/>
         </w:rPr>
-        <w:t xml:space="preserve">: </w:t>
+        <w:t xml:space="preserve">Достоинства: </w:t>
       </w:r>
     </w:p>
     <w:p>
       <w:pPr>
         <w:suppressAutoHyphens w:val="0"/>
-        <w:spacing w:line="276" w:lineRule="auto"/>
         <w:ind w:firstLine="0"/>
         <w:jc w:val="left"/>
         <w:textAlignment w:val="baseline"/>
         <w:rPr>
-          <w:i/>
+          <w:iCs/>
           <w:bdr w:val="none" w:sz="0" w:space="0" w:color="auto" w:frame="1"/>
         </w:rPr>
       </w:pPr>
       <w:r>
         <w:rPr>
-          <w:i/>
+          <w:iCs/>
           <w:bdr w:val="none" w:sz="0" w:space="0" w:color="auto" w:frame="1"/>
         </w:rPr>
-        <w:t xml:space="preserve">Красивая графика: Мощнейшие встроенные технологии позволяют делать фотореалистичную картинку без долгих настроек. </w:t>
+        <w:t>Абсолютно бесплатный (Open-Source): нет никаких скрытых подписок и лицензий.</w:t>
       </w:r>
     </w:p>
     <w:p>
       <w:pPr>
         <w:suppressAutoHyphens w:val="0"/>
-        <w:spacing w:line="276" w:lineRule="auto"/>
         <w:ind w:firstLine="0"/>
         <w:jc w:val="left"/>
         <w:textAlignment w:val="baseline"/>
         <w:rPr>
-          <w:i/>
+          <w:iCs/>
           <w:bdr w:val="none" w:sz="0" w:space="0" w:color="auto" w:frame="1"/>
         </w:rPr>
       </w:pPr>
       <w:r>
         <w:rPr>
-          <w:i/>
+          <w:iCs/>
           <w:bdr w:val="none" w:sz="0" w:space="0" w:color="auto" w:frame="1"/>
         </w:rPr>
-        <w:t>Визуальное программирование (Blueprints)</w:t>
-      </w:r>
-      <w:r>
-        <w:rPr>
-          <w:i/>
-          <w:bdr w:val="none" w:sz="0" w:space="0" w:color="auto" w:frame="1"/>
-        </w:rPr>
-        <w:t>: позволяет</w:t>
-      </w:r>
-      <w:r>
-        <w:rPr>
-          <w:i/>
-          <w:bdr w:val="none" w:sz="0" w:space="0" w:color="auto" w:frame="1"/>
-        </w:rPr>
-        <w:t xml:space="preserve"> собирать полноценные игры и сложную логику вообще без написания текстового кода. </w:t>
+        <w:t>Невероятная легкость: Сам движок весит около 100 МБ, запускается мгновенно и работает практически на любом устройстве.</w:t>
       </w:r>
     </w:p>
     <w:p>
       <w:pPr>
         <w:suppressAutoHyphens w:val="0"/>
-        <w:spacing w:line="276" w:lineRule="auto"/>
         <w:ind w:firstLine="0"/>
         <w:jc w:val="left"/>
         <w:textAlignment w:val="baseline"/>
         <w:rPr>
-          <w:i/>
+          <w:iCs/>
           <w:bdr w:val="none" w:sz="0" w:space="0" w:color="auto" w:frame="1"/>
         </w:rPr>
       </w:pPr>
       <w:r>
         <w:rPr>
-          <w:i/>
+          <w:iCs/>
           <w:bdr w:val="none" w:sz="0" w:space="0" w:color="auto" w:frame="1"/>
         </w:rPr>
-        <w:t xml:space="preserve">Монолитность и стабильность: Все инструменты (физика, разрушения, эффекты) вшиты в само ядро движка и работают как единое целое. </w:t>
+        <w:lastRenderedPageBreak/>
+        <w:t>Удобная архитектура: Всё приложение строится на понятной системе узлов (</w:t>
+      </w:r>
+      <w:proofErr w:type="spellStart"/>
+      <w:r>
+        <w:rPr>
+          <w:iCs/>
+          <w:bdr w:val="none" w:sz="0" w:space="0" w:color="auto" w:frame="1"/>
+        </w:rPr>
+        <w:t>Nodes</w:t>
+      </w:r>
+      <w:proofErr w:type="spellEnd"/>
+      <w:r>
+        <w:rPr>
+          <w:iCs/>
+          <w:bdr w:val="none" w:sz="0" w:space="0" w:color="auto" w:frame="1"/>
+        </w:rPr>
+        <w:t xml:space="preserve">) и сцен, а встроенный язык </w:t>
+      </w:r>
+      <w:proofErr w:type="spellStart"/>
+      <w:r>
+        <w:rPr>
+          <w:iCs/>
+          <w:bdr w:val="none" w:sz="0" w:space="0" w:color="auto" w:frame="1"/>
+        </w:rPr>
+        <w:t>GDScript</w:t>
+      </w:r>
+      <w:proofErr w:type="spellEnd"/>
+      <w:r>
+        <w:rPr>
+          <w:iCs/>
+          <w:bdr w:val="none" w:sz="0" w:space="0" w:color="auto" w:frame="1"/>
+        </w:rPr>
+        <w:t xml:space="preserve"> учится довольно быстро. </w:t>
       </w:r>
     </w:p>
     <w:p>
       <w:pPr>
         <w:suppressAutoHyphens w:val="0"/>
-        <w:spacing w:line="276" w:lineRule="auto"/>
         <w:ind w:firstLine="0"/>
         <w:jc w:val="left"/>
         <w:textAlignment w:val="baseline"/>
         <w:rPr>
           <w:b/>
           <w:bCs/>
-          <w:i/>
+          <w:iCs/>
           <w:bdr w:val="none" w:sz="0" w:space="0" w:color="auto" w:frame="1"/>
         </w:rPr>
       </w:pPr>
@@ -3004,7 +3167,7 @@
         <w:rPr>
           <w:b/>
           <w:bCs/>
-          <w:i/>
+          <w:iCs/>
           <w:bdr w:val="none" w:sz="0" w:space="0" w:color="auto" w:frame="1"/>
         </w:rPr>
         <w:t xml:space="preserve">Недостатки: </w:t>
@@ -3013,1048 +3176,880 @@
     <w:p>
       <w:pPr>
         <w:suppressAutoHyphens w:val="0"/>
-        <w:spacing w:line="276" w:lineRule="auto"/>
         <w:ind w:firstLine="0"/>
         <w:jc w:val="left"/>
         <w:textAlignment w:val="baseline"/>
         <w:rPr>
-          <w:i/>
+          <w:iCs/>
           <w:bdr w:val="none" w:sz="0" w:space="0" w:color="auto" w:frame="1"/>
         </w:rPr>
       </w:pPr>
       <w:r>
         <w:rPr>
-          <w:i/>
+          <w:iCs/>
           <w:bdr w:val="none" w:sz="0" w:space="0" w:color="auto" w:frame="1"/>
         </w:rPr>
-        <w:t>Высокий порог входа</w:t>
-      </w:r>
-      <w:r>
-        <w:rPr>
-          <w:i/>
-          <w:bdr w:val="none" w:sz="0" w:space="0" w:color="auto" w:frame="1"/>
-        </w:rPr>
-        <w:t>: если</w:t>
-      </w:r>
-      <w:r>
-        <w:rPr>
-          <w:i/>
-          <w:bdr w:val="none" w:sz="0" w:space="0" w:color="auto" w:frame="1"/>
-        </w:rPr>
-        <w:t xml:space="preserve"> </w:t>
-      </w:r>
-      <w:r>
-        <w:rPr>
-          <w:i/>
-          <w:bdr w:val="none" w:sz="0" w:space="0" w:color="auto" w:frame="1"/>
-          <w:lang w:val="en-US"/>
-        </w:rPr>
-        <w:t>Blueprints</w:t>
-      </w:r>
-      <w:r>
-        <w:rPr>
-          <w:i/>
-          <w:bdr w:val="none" w:sz="0" w:space="0" w:color="auto" w:frame="1"/>
-        </w:rPr>
-        <w:t xml:space="preserve"> станет мало, придется использовать сложный и громоздкий язык C++. </w:t>
+        <w:t xml:space="preserve">Слабое 3D для крупных проектов: Движок отлично справляется с 2D, но для тяжелой и технологичной 3D-графики его возможностей пока не хватает. </w:t>
       </w:r>
     </w:p>
     <w:p>
       <w:pPr>
         <w:suppressAutoHyphens w:val="0"/>
-        <w:spacing w:line="276" w:lineRule="auto"/>
         <w:ind w:firstLine="0"/>
         <w:jc w:val="left"/>
         <w:textAlignment w:val="baseline"/>
         <w:rPr>
-          <w:i/>
-        </w:rPr>
-      </w:pPr>
-      <w:r>
-        <w:rPr>
-          <w:i/>
+          <w:iCs/>
           <w:bdr w:val="none" w:sz="0" w:space="0" w:color="auto" w:frame="1"/>
         </w:rPr>
-        <w:lastRenderedPageBreak/>
-        <w:t>Огромные системные требования: Движок очень тяжелый. Проекты долго компилируются, много весят и требуют мощного компьютера как для разработки, так и для запуска игры.</w:t>
-      </w:r>
-    </w:p>
-    <w:p>
-      <w:pPr>
-        <w:pStyle w:val="2"/>
-        <w:numPr>
-          <w:ilvl w:val="0"/>
-          <w:numId w:val="0"/>
-        </w:numPr>
-        <w:ind w:left="720" w:hanging="720"/>
-      </w:pPr>
-      <w:r>
-        <w:rPr>
+      </w:pPr>
+      <w:r>
+        <w:rPr>
+          <w:iCs/>
           <w:bdr w:val="none" w:sz="0" w:space="0" w:color="auto" w:frame="1"/>
         </w:rPr>
-        <w:t xml:space="preserve">Godot </w:t>
+        <w:t>Маленькое сообщество: Готовых решений, уроков и крупных плагинов в интернете значительно меньше, чем у Unity или Unreal Engine. Многие сложные механики придется писать самому.</w:t>
       </w:r>
     </w:p>
     <w:p>
       <w:pPr>
         <w:suppressAutoHyphens w:val="0"/>
-        <w:spacing w:line="276" w:lineRule="auto"/>
         <w:ind w:firstLine="0"/>
         <w:jc w:val="left"/>
         <w:textAlignment w:val="baseline"/>
         <w:rPr>
-          <w:b/>
-          <w:bCs/>
-          <w:i/>
+          <w:iCs/>
           <w:bdr w:val="none" w:sz="0" w:space="0" w:color="auto" w:frame="1"/>
         </w:rPr>
       </w:pPr>
-      <w:r>
-        <w:rPr>
-          <w:b/>
-          <w:bCs/>
-          <w:i/>
-          <w:bdr w:val="none" w:sz="0" w:space="0" w:color="auto" w:frame="1"/>
-        </w:rPr>
-        <w:t xml:space="preserve">Достоинства: </w:t>
-      </w:r>
     </w:p>
     <w:p>
       <w:pPr>
         <w:suppressAutoHyphens w:val="0"/>
-        <w:spacing w:line="276" w:lineRule="auto"/>
         <w:ind w:firstLine="0"/>
         <w:jc w:val="left"/>
         <w:textAlignment w:val="baseline"/>
         <w:rPr>
-          <w:i/>
+          <w:rFonts w:ascii="inherit" w:hAnsi="inherit" w:cs="Noto Sans"/>
+          <w:iCs/>
+          <w:sz w:val="24"/>
+          <w:szCs w:val="24"/>
+        </w:rPr>
+      </w:pPr>
+      <w:r>
+        <w:rPr>
+          <w:iCs/>
           <w:bdr w:val="none" w:sz="0" w:space="0" w:color="auto" w:frame="1"/>
         </w:rPr>
-      </w:pPr>
-      <w:r>
-        <w:rPr>
-          <w:i/>
-          <w:bdr w:val="none" w:sz="0" w:space="0" w:color="auto" w:frame="1"/>
-        </w:rPr>
-        <w:t>Абсолютно бесплатный (Open-Source)</w:t>
-      </w:r>
-      <w:r>
-        <w:rPr>
-          <w:i/>
-          <w:bdr w:val="none" w:sz="0" w:space="0" w:color="auto" w:frame="1"/>
-        </w:rPr>
-        <w:t>: нет</w:t>
-      </w:r>
-      <w:r>
-        <w:rPr>
-          <w:i/>
-          <w:bdr w:val="none" w:sz="0" w:space="0" w:color="auto" w:frame="1"/>
-        </w:rPr>
-        <w:t xml:space="preserve"> никаких скрытых подписок и лицензий.</w:t>
+        <w:t xml:space="preserve">В ходе данного этапа, был составлен краткий и удобный список достоинств и недостатков, который в будущем поможет сориентироваться в выборе ядра для разработки приложения. </w:t>
+      </w:r>
+    </w:p>
+    <w:p>
+      <w:pPr>
+        <w:widowControl w:val="0"/>
+        <w:ind w:firstLine="0"/>
+        <w:rPr>
+          <w:iCs/>
+        </w:rPr>
+      </w:pPr>
+    </w:p>
+    <w:p>
+      <w:pPr>
+        <w:widowControl w:val="0"/>
+        <w:ind w:firstLine="0"/>
+        <w:rPr>
+          <w:b/>
+          <w:bCs/>
+          <w:iCs/>
+        </w:rPr>
+      </w:pPr>
+      <w:r>
+        <w:rPr>
+          <w:b/>
+          <w:bCs/>
+          <w:iCs/>
+        </w:rPr>
+        <w:t xml:space="preserve">2. Поиск и исследование плагинов для разработки приложений. </w:t>
       </w:r>
     </w:p>
     <w:p>
       <w:pPr>
         <w:suppressAutoHyphens w:val="0"/>
-        <w:spacing w:line="276" w:lineRule="auto"/>
         <w:ind w:firstLine="0"/>
         <w:jc w:val="left"/>
-        <w:textAlignment w:val="baseline"/>
-        <w:rPr>
-          <w:i/>
-          <w:bdr w:val="none" w:sz="0" w:space="0" w:color="auto" w:frame="1"/>
-        </w:rPr>
-      </w:pPr>
-      <w:r>
-        <w:rPr>
-          <w:i/>
-          <w:bdr w:val="none" w:sz="0" w:space="0" w:color="auto" w:frame="1"/>
-        </w:rPr>
-        <w:t>Невероятная легкость: Сам движок весит около 100 МБ, запускается мгновенно и работает практически на любом устройстве.</w:t>
+        <w:rPr>
+          <w:iCs/>
+        </w:rPr>
+      </w:pPr>
+      <w:r>
+        <w:rPr>
+          <w:b/>
+          <w:bCs/>
+          <w:iCs/>
+        </w:rPr>
+        <w:t xml:space="preserve">1. </w:t>
+      </w:r>
+      <w:proofErr w:type="spellStart"/>
+      <w:r>
+        <w:rPr>
+          <w:b/>
+          <w:bCs/>
+          <w:iCs/>
+        </w:rPr>
+        <w:t>Unity</w:t>
+      </w:r>
+      <w:proofErr w:type="spellEnd"/>
+      <w:r>
+        <w:rPr>
+          <w:iCs/>
+        </w:rPr>
+        <w:br/>
+        <w:t xml:space="preserve">В </w:t>
+      </w:r>
+      <w:proofErr w:type="spellStart"/>
+      <w:r>
+        <w:rPr>
+          <w:iCs/>
+        </w:rPr>
+        <w:t>Unity</w:t>
+      </w:r>
+      <w:proofErr w:type="spellEnd"/>
+      <w:r>
+        <w:rPr>
+          <w:iCs/>
+        </w:rPr>
+        <w:t xml:space="preserve"> применяется официальный плагин XR </w:t>
+      </w:r>
+      <w:proofErr w:type="spellStart"/>
+      <w:r>
+        <w:rPr>
+          <w:iCs/>
+        </w:rPr>
+        <w:t>Interaction</w:t>
+      </w:r>
+      <w:proofErr w:type="spellEnd"/>
+      <w:r>
+        <w:rPr>
+          <w:iCs/>
+        </w:rPr>
+        <w:t xml:space="preserve"> </w:t>
+      </w:r>
+      <w:proofErr w:type="spellStart"/>
+      <w:r>
+        <w:rPr>
+          <w:iCs/>
+        </w:rPr>
+        <w:t>Toolkit</w:t>
+      </w:r>
+      <w:proofErr w:type="spellEnd"/>
+      <w:r>
+        <w:rPr>
+          <w:iCs/>
+        </w:rPr>
+        <w:t xml:space="preserve"> (XRI). Для интеграции механики достаточно добавить компонент XR </w:t>
+      </w:r>
+      <w:proofErr w:type="spellStart"/>
+      <w:r>
+        <w:rPr>
+          <w:iCs/>
+        </w:rPr>
+        <w:t>Grab</w:t>
+      </w:r>
+      <w:proofErr w:type="spellEnd"/>
+      <w:r>
+        <w:rPr>
+          <w:iCs/>
+        </w:rPr>
+        <w:t xml:space="preserve"> </w:t>
+      </w:r>
+      <w:proofErr w:type="spellStart"/>
+      <w:r>
+        <w:rPr>
+          <w:iCs/>
+        </w:rPr>
+        <w:t>Interactable</w:t>
+      </w:r>
+      <w:proofErr w:type="spellEnd"/>
+      <w:r>
+        <w:rPr>
+          <w:iCs/>
+        </w:rPr>
+        <w:t xml:space="preserve"> на целевой объект. Инструменты позволяют настраивать точки хвата для рук, а также определять поведение объекта, включая симуляцию притяжения или жесткую фиксацию в контроллере.</w:t>
       </w:r>
     </w:p>
     <w:p>
       <w:pPr>
         <w:suppressAutoHyphens w:val="0"/>
-        <w:spacing w:line="276" w:lineRule="auto"/>
         <w:ind w:firstLine="0"/>
         <w:jc w:val="left"/>
-        <w:textAlignment w:val="baseline"/>
-        <w:rPr>
-          <w:i/>
-          <w:bdr w:val="none" w:sz="0" w:space="0" w:color="auto" w:frame="1"/>
-        </w:rPr>
-      </w:pPr>
-      <w:r>
-        <w:rPr>
-          <w:i/>
-          <w:bdr w:val="none" w:sz="0" w:space="0" w:color="auto" w:frame="1"/>
-        </w:rPr>
-        <w:t>Удобная архитектура: Всё приложение строится на понятной системе узлов (</w:t>
+        <w:rPr>
+          <w:iCs/>
+        </w:rPr>
+      </w:pPr>
+      <w:r>
+        <w:rPr>
+          <w:b/>
+          <w:bCs/>
+          <w:iCs/>
+        </w:rPr>
+        <w:t xml:space="preserve">2. </w:t>
       </w:r>
       <w:proofErr w:type="spellStart"/>
       <w:r>
         <w:rPr>
-          <w:i/>
-          <w:bdr w:val="none" w:sz="0" w:space="0" w:color="auto" w:frame="1"/>
-        </w:rPr>
-        <w:t>Nodes</w:t>
+          <w:b/>
+          <w:bCs/>
+          <w:iCs/>
+        </w:rPr>
+        <w:t>Unreal</w:t>
       </w:r>
       <w:proofErr w:type="spellEnd"/>
       <w:r>
         <w:rPr>
-          <w:i/>
-          <w:bdr w:val="none" w:sz="0" w:space="0" w:color="auto" w:frame="1"/>
-        </w:rPr>
-        <w:t xml:space="preserve">) и сцен, а встроенный язык </w:t>
+          <w:b/>
+          <w:bCs/>
+          <w:iCs/>
+        </w:rPr>
+        <w:t xml:space="preserve"> Engine</w:t>
+      </w:r>
+      <w:r>
+        <w:rPr>
+          <w:iCs/>
+        </w:rPr>
+        <w:br/>
+        <w:t xml:space="preserve">В </w:t>
       </w:r>
       <w:proofErr w:type="spellStart"/>
       <w:r>
         <w:rPr>
-          <w:i/>
-          <w:bdr w:val="none" w:sz="0" w:space="0" w:color="auto" w:frame="1"/>
-        </w:rPr>
-        <w:t>GDScript</w:t>
+          <w:iCs/>
+        </w:rPr>
+        <w:t>Unreal</w:t>
       </w:r>
       <w:proofErr w:type="spellEnd"/>
       <w:r>
         <w:rPr>
-          <w:i/>
-          <w:bdr w:val="none" w:sz="0" w:space="0" w:color="auto" w:frame="1"/>
-        </w:rPr>
-        <w:t xml:space="preserve"> учится довольно быстро. </w:t>
+          <w:iCs/>
+        </w:rPr>
+        <w:t xml:space="preserve"> Engine базовый функционал реализуется через стандартный шаблон VR </w:t>
+      </w:r>
+      <w:proofErr w:type="spellStart"/>
+      <w:r>
+        <w:rPr>
+          <w:iCs/>
+        </w:rPr>
+        <w:t>Template</w:t>
+      </w:r>
+      <w:proofErr w:type="spellEnd"/>
+      <w:r>
+        <w:rPr>
+          <w:iCs/>
+        </w:rPr>
+        <w:t xml:space="preserve"> работающего на базе интегрированного плагина </w:t>
+      </w:r>
+      <w:proofErr w:type="spellStart"/>
+      <w:r>
+        <w:rPr>
+          <w:iCs/>
+        </w:rPr>
+        <w:t>OpenXR</w:t>
+      </w:r>
+      <w:proofErr w:type="spellEnd"/>
+      <w:r>
+        <w:rPr>
+          <w:iCs/>
+        </w:rPr>
+        <w:t>. Данное решение эффективно для простых сценариев. Однако реализация комплексной физики взаимодействия (например, адаптивного позиционирования пальцев по форме объекта или оружия) требует ручной настройки коллизий и доработки логики в визуальных скриптах (Blueprints).</w:t>
       </w:r>
     </w:p>
     <w:p>
       <w:pPr>
         <w:suppressAutoHyphens w:val="0"/>
-        <w:spacing w:line="276" w:lineRule="auto"/>
         <w:ind w:firstLine="0"/>
         <w:jc w:val="left"/>
-        <w:textAlignment w:val="baseline"/>
+        <w:rPr>
+          <w:iCs/>
+        </w:rPr>
+      </w:pPr>
+      <w:r>
         <w:rPr>
           <w:b/>
           <w:bCs/>
-          <w:i/>
-          <w:bdr w:val="none" w:sz="0" w:space="0" w:color="auto" w:frame="1"/>
-        </w:rPr>
-      </w:pPr>
+          <w:iCs/>
+        </w:rPr>
+        <w:t xml:space="preserve">3. </w:t>
+      </w:r>
+      <w:proofErr w:type="spellStart"/>
       <w:r>
         <w:rPr>
           <w:b/>
           <w:bCs/>
-          <w:i/>
-          <w:bdr w:val="none" w:sz="0" w:space="0" w:color="auto" w:frame="1"/>
-        </w:rPr>
-        <w:t xml:space="preserve">Недостатки: </w:t>
+          <w:iCs/>
+        </w:rPr>
+        <w:t>Godot</w:t>
+      </w:r>
+      <w:proofErr w:type="spellEnd"/>
+      <w:r>
+        <w:rPr>
+          <w:iCs/>
+        </w:rPr>
+        <w:br/>
+        <w:t xml:space="preserve">В </w:t>
+      </w:r>
+      <w:proofErr w:type="spellStart"/>
+      <w:r>
+        <w:rPr>
+          <w:iCs/>
+        </w:rPr>
+        <w:t>Godot</w:t>
+      </w:r>
+      <w:proofErr w:type="spellEnd"/>
+      <w:r>
+        <w:rPr>
+          <w:iCs/>
+        </w:rPr>
+        <w:t xml:space="preserve"> разработка опирается на плагин Godot XR Tools. Механика хвата конфигурируется путем добавления дочерних узлов, таких как </w:t>
+      </w:r>
+      <w:proofErr w:type="spellStart"/>
+      <w:r>
+        <w:rPr>
+          <w:iCs/>
+        </w:rPr>
+        <w:t>XRToolsPickable</w:t>
+      </w:r>
+      <w:proofErr w:type="spellEnd"/>
+      <w:r>
+        <w:rPr>
+          <w:iCs/>
+        </w:rPr>
+        <w:t xml:space="preserve">. </w:t>
+      </w:r>
+      <w:r>
+        <w:rPr>
+          <w:iCs/>
+        </w:rPr>
+        <w:lastRenderedPageBreak/>
+        <w:t>Система обеспечивает базовую функциональность, однако симуляция веса предметов, инерции или плавного перехвата между контроллерами требует написания собственного кода.</w:t>
       </w:r>
     </w:p>
     <w:p>
       <w:pPr>
         <w:suppressAutoHyphens w:val="0"/>
-        <w:spacing w:line="276" w:lineRule="auto"/>
         <w:ind w:firstLine="0"/>
         <w:jc w:val="left"/>
-        <w:textAlignment w:val="baseline"/>
-        <w:rPr>
-          <w:i/>
-          <w:bdr w:val="none" w:sz="0" w:space="0" w:color="auto" w:frame="1"/>
-        </w:rPr>
-      </w:pPr>
-      <w:r>
-        <w:rPr>
-          <w:i/>
-          <w:bdr w:val="none" w:sz="0" w:space="0" w:color="auto" w:frame="1"/>
-        </w:rPr>
-        <w:t xml:space="preserve">Слабое 3D для крупных проектов: Движок отлично справляется с 2D, но для тяжелой и технологичной 3D-графики его возможностей пока не хватает. </w:t>
+        <w:rPr>
+          <w:b/>
+          <w:iCs/>
+        </w:rPr>
+      </w:pPr>
+      <w:r>
+        <w:rPr>
+          <w:b/>
+          <w:iCs/>
+        </w:rPr>
+        <w:t xml:space="preserve">Плагин </w:t>
+      </w:r>
+      <w:r>
+        <w:rPr>
+          <w:b/>
+          <w:iCs/>
+          <w:lang w:val="en-US"/>
+        </w:rPr>
+        <w:t>Meta</w:t>
+      </w:r>
+      <w:r>
+        <w:rPr>
+          <w:b/>
+          <w:iCs/>
+        </w:rPr>
+        <w:t xml:space="preserve"> </w:t>
+      </w:r>
+      <w:r>
+        <w:rPr>
+          <w:b/>
+          <w:iCs/>
+          <w:lang w:val="en-US"/>
+        </w:rPr>
+        <w:t>XR</w:t>
+      </w:r>
+      <w:r>
+        <w:rPr>
+          <w:b/>
+          <w:iCs/>
+        </w:rPr>
+        <w:t xml:space="preserve"> </w:t>
+      </w:r>
+      <w:r>
+        <w:rPr>
+          <w:b/>
+          <w:iCs/>
+          <w:lang w:val="en-US"/>
+        </w:rPr>
+        <w:t>Simulator</w:t>
       </w:r>
     </w:p>
     <w:p>
       <w:pPr>
         <w:suppressAutoHyphens w:val="0"/>
-        <w:spacing w:line="276" w:lineRule="auto"/>
         <w:ind w:firstLine="0"/>
         <w:jc w:val="left"/>
-        <w:textAlignment w:val="baseline"/>
-        <w:rPr>
-          <w:i/>
-          <w:bdr w:val="none" w:sz="0" w:space="0" w:color="auto" w:frame="1"/>
-        </w:rPr>
-      </w:pPr>
-      <w:r>
-        <w:rPr>
-          <w:i/>
-          <w:bdr w:val="none" w:sz="0" w:space="0" w:color="auto" w:frame="1"/>
-        </w:rPr>
-        <w:t>Маленькое сообщество: Готовых решений, уроков и крупных плагинов в интернете значительно меньше, чем у Unity или Unreal Engine. Многие сложные механики придется писать самому.</w:t>
+        <w:rPr>
+          <w:iCs/>
+        </w:rPr>
+      </w:pPr>
+      <w:r>
+        <w:rPr>
+          <w:iCs/>
+        </w:rPr>
+        <w:t xml:space="preserve">Общий плагин, используемый как в </w:t>
+      </w:r>
+      <w:r>
+        <w:rPr>
+          <w:iCs/>
+          <w:lang w:val="en-US"/>
+        </w:rPr>
+        <w:t>Unity</w:t>
+      </w:r>
+      <w:r>
+        <w:rPr>
+          <w:iCs/>
+        </w:rPr>
+        <w:t xml:space="preserve">, </w:t>
+      </w:r>
+      <w:r>
+        <w:rPr>
+          <w:iCs/>
+          <w:lang w:val="en-US"/>
+        </w:rPr>
+        <w:t>Unreal</w:t>
+      </w:r>
+      <w:r>
+        <w:rPr>
+          <w:iCs/>
+        </w:rPr>
+        <w:t xml:space="preserve"> </w:t>
+      </w:r>
+      <w:r>
+        <w:rPr>
+          <w:iCs/>
+          <w:lang w:val="en-US"/>
+        </w:rPr>
+        <w:t>Engine</w:t>
+      </w:r>
+      <w:r>
+        <w:rPr>
+          <w:iCs/>
+        </w:rPr>
+        <w:t xml:space="preserve">, так и </w:t>
+      </w:r>
+      <w:r>
+        <w:rPr>
+          <w:iCs/>
+          <w:lang w:val="en-US"/>
+        </w:rPr>
+        <w:t>Godot</w:t>
+      </w:r>
+      <w:r>
+        <w:rPr>
+          <w:iCs/>
+        </w:rPr>
+        <w:t xml:space="preserve">, он нужен для лёгкого тестирования и отладки </w:t>
+      </w:r>
+      <w:r>
+        <w:rPr>
+          <w:iCs/>
+          <w:lang w:val="en-US"/>
+        </w:rPr>
+        <w:t>VR</w:t>
+      </w:r>
+      <w:r>
+        <w:rPr>
+          <w:iCs/>
+        </w:rPr>
+        <w:t xml:space="preserve"> приложения без использования шлема. Он полностью имитирует работу гарнитур (</w:t>
+      </w:r>
+      <w:proofErr w:type="spellStart"/>
+      <w:r>
+        <w:rPr>
+          <w:iCs/>
+        </w:rPr>
+        <w:t>Meta</w:t>
+      </w:r>
+      <w:proofErr w:type="spellEnd"/>
+      <w:r>
+        <w:rPr>
+          <w:iCs/>
+        </w:rPr>
+        <w:t xml:space="preserve"> </w:t>
+      </w:r>
+      <w:proofErr w:type="spellStart"/>
+      <w:r>
+        <w:rPr>
+          <w:iCs/>
+        </w:rPr>
+        <w:t>Quest</w:t>
+      </w:r>
+      <w:proofErr w:type="spellEnd"/>
+      <w:r>
+        <w:rPr>
+          <w:iCs/>
+        </w:rPr>
+        <w:t xml:space="preserve"> 2, 3, 3S, Pro) на уровне API прямо в окне игрового движка (Unity, Unreal Engine или Godot).</w:t>
       </w:r>
     </w:p>
     <w:p>
       <w:pPr>
         <w:suppressAutoHyphens w:val="0"/>
-        <w:spacing w:line="276" w:lineRule="auto"/>
         <w:ind w:firstLine="0"/>
         <w:jc w:val="left"/>
-        <w:textAlignment w:val="baseline"/>
-        <w:rPr>
-          <w:i/>
-          <w:bdr w:val="none" w:sz="0" w:space="0" w:color="auto" w:frame="1"/>
-        </w:rPr>
-      </w:pPr>
-    </w:p>
-    <w:p>
-      <w:pPr>
-        <w:suppressAutoHyphens w:val="0"/>
-        <w:spacing w:line="276" w:lineRule="auto"/>
+        <w:rPr>
+          <w:iCs/>
+        </w:rPr>
+      </w:pPr>
+      <w:r>
+        <w:rPr>
+          <w:b/>
+          <w:bCs/>
+          <w:iCs/>
+        </w:rPr>
+        <w:t>Вывод</w:t>
+      </w:r>
+      <w:r>
+        <w:rPr>
+          <w:iCs/>
+        </w:rPr>
+        <w:br/>
+        <w:t xml:space="preserve">Наиболее эффективной средой для разработки механик взаимодействия является </w:t>
+      </w:r>
+      <w:r>
+        <w:rPr>
+          <w:b/>
+          <w:bCs/>
+          <w:iCs/>
+        </w:rPr>
+        <w:t>Unity</w:t>
+      </w:r>
+      <w:r>
+        <w:rPr>
+          <w:iCs/>
+        </w:rPr>
+        <w:t xml:space="preserve">. Извлечение пространственных данных шлема и настройка физического отклика объектов реализованы в этой экосистеме наиболее гибко, предлагая глубокий функционал непосредственно в базовой комплектации плагина от </w:t>
+      </w:r>
+      <w:proofErr w:type="spellStart"/>
+      <w:r>
+        <w:rPr>
+          <w:iCs/>
+        </w:rPr>
+        <w:t>Meta</w:t>
+      </w:r>
+      <w:proofErr w:type="spellEnd"/>
+      <w:r>
+        <w:rPr>
+          <w:iCs/>
+        </w:rPr>
+        <w:t>.</w:t>
+      </w:r>
+    </w:p>
+    <w:p>
+      <w:pPr>
+        <w:widowControl w:val="0"/>
         <w:ind w:firstLine="0"/>
         <w:jc w:val="left"/>
-        <w:textAlignment w:val="baseline"/>
-        <w:rPr>
-          <w:rFonts w:ascii="inherit" w:hAnsi="inherit" w:cs="Noto Sans"/>
-          <w:i/>
-          <w:sz w:val="24"/>
-          <w:szCs w:val="24"/>
-        </w:rPr>
-      </w:pPr>
-      <w:r>
-        <w:rPr>
-          <w:i/>
-          <w:bdr w:val="none" w:sz="0" w:space="0" w:color="auto" w:frame="1"/>
-        </w:rPr>
-        <w:t xml:space="preserve">В ходе данного этапа, был составлен краткий и удобный список достоинств и недостатков, который в будущем поможет сориентироваться в выборе ядра для разработки приложения. </w:t>
-      </w:r>
-    </w:p>
-    <w:p>
-      <w:pPr>
-        <w:widowControl w:val="0"/>
-        <w:spacing w:line="276" w:lineRule="auto"/>
-        <w:ind w:firstLine="0"/>
-        <w:rPr>
-          <w:i/>
-        </w:rPr>
-      </w:pPr>
-    </w:p>
-    <w:p>
-      <w:pPr>
-        <w:widowControl w:val="0"/>
-        <w:spacing w:line="276" w:lineRule="auto"/>
-        <w:ind w:firstLine="0"/>
+        <w:rPr>
+          <w:iCs/>
+        </w:rPr>
+      </w:pPr>
+      <w:r>
         <w:rPr>
           <w:b/>
           <w:bCs/>
-          <w:i/>
-        </w:rPr>
-      </w:pPr>
-      <w:r>
+          <w:iCs/>
+        </w:rPr>
+        <w:t>3. Выбор ядра и его плагинов для разработки приложения</w:t>
+      </w:r>
+      <w:r>
+        <w:rPr>
+          <w:iCs/>
+        </w:rPr>
+        <w:t xml:space="preserve">. </w:t>
+      </w:r>
+    </w:p>
+    <w:p>
+      <w:pPr>
+        <w:widowControl w:val="0"/>
+        <w:ind w:firstLine="0"/>
+        <w:jc w:val="left"/>
+        <w:rPr>
+          <w:iCs/>
+        </w:rPr>
+      </w:pPr>
+      <w:r>
+        <w:rPr>
+          <w:iCs/>
+        </w:rPr>
+        <w:t xml:space="preserve">На основе проведенного анализа, для разработки приложения было решено выбрать ядро </w:t>
+      </w:r>
+      <w:r>
+        <w:rPr>
+          <w:iCs/>
+          <w:lang w:val="en-US"/>
+        </w:rPr>
+        <w:t>Unity</w:t>
+      </w:r>
+      <w:r>
+        <w:rPr>
+          <w:iCs/>
+        </w:rPr>
+        <w:t xml:space="preserve">, так как это самый оптимальный выбор для наших условий разработки: </w:t>
+      </w:r>
+    </w:p>
+    <w:p>
+      <w:pPr>
+        <w:widowControl w:val="0"/>
+        <w:ind w:firstLine="0"/>
+        <w:jc w:val="left"/>
+        <w:rPr>
+          <w:iCs/>
+        </w:rPr>
+      </w:pPr>
+      <w:r>
+        <w:rPr>
+          <w:iCs/>
+        </w:rPr>
+        <w:t xml:space="preserve">1. Устройства, на которых разрабатывается приложение не обладают высокими техническими характеристиками. </w:t>
+      </w:r>
+    </w:p>
+    <w:p>
+      <w:pPr>
+        <w:widowControl w:val="0"/>
+        <w:ind w:firstLine="0"/>
+        <w:jc w:val="left"/>
+        <w:rPr>
+          <w:iCs/>
+        </w:rPr>
+      </w:pPr>
+      <w:r>
+        <w:rPr>
+          <w:iCs/>
+        </w:rPr>
+        <w:t xml:space="preserve">2. В сообществе доступно большое количество обучающего контента для разработки </w:t>
+      </w:r>
+      <w:r>
+        <w:rPr>
+          <w:iCs/>
+          <w:lang w:val="en-US"/>
+        </w:rPr>
+        <w:t>VR</w:t>
+      </w:r>
+      <w:r>
+        <w:rPr>
+          <w:iCs/>
+        </w:rPr>
+        <w:t xml:space="preserve"> приложений, что способствует лёгкому и быстрому изучению </w:t>
+      </w:r>
+      <w:r>
+        <w:rPr>
+          <w:iCs/>
+          <w:lang w:val="en-US"/>
+        </w:rPr>
+        <w:t>VR</w:t>
+      </w:r>
+      <w:r>
+        <w:rPr>
+          <w:iCs/>
+        </w:rPr>
+        <w:t xml:space="preserve"> разработки.  </w:t>
+      </w:r>
+    </w:p>
+    <w:p>
+      <w:pPr>
+        <w:widowControl w:val="0"/>
+        <w:ind w:firstLine="0"/>
+        <w:jc w:val="left"/>
+        <w:rPr>
+          <w:iCs/>
+        </w:rPr>
+      </w:pPr>
+      <w:r>
+        <w:rPr>
+          <w:iCs/>
+        </w:rPr>
+        <w:t xml:space="preserve">3. </w:t>
+      </w:r>
+      <w:r>
+        <w:rPr>
+          <w:iCs/>
+          <w:lang w:val="en-US"/>
+        </w:rPr>
+        <w:t>Unity</w:t>
+      </w:r>
+      <w:r>
+        <w:rPr>
+          <w:iCs/>
+        </w:rPr>
+        <w:t xml:space="preserve"> предлагает огромное количество готовых «</w:t>
+      </w:r>
+      <w:proofErr w:type="spellStart"/>
+      <w:r>
+        <w:rPr>
+          <w:iCs/>
+        </w:rPr>
+        <w:t>ассетов</w:t>
+      </w:r>
+      <w:proofErr w:type="spellEnd"/>
+      <w:r>
+        <w:rPr>
+          <w:iCs/>
+        </w:rPr>
+        <w:t xml:space="preserve">», которые можно использовать при разработке, что также компенсирует недостаток опыта и времени. </w:t>
+      </w:r>
+    </w:p>
+    <w:p>
+      <w:pPr>
+        <w:widowControl w:val="0"/>
+        <w:ind w:firstLine="0"/>
+        <w:jc w:val="left"/>
+        <w:rPr>
+          <w:iCs/>
+        </w:rPr>
+      </w:pPr>
+      <w:r>
+        <w:rPr>
+          <w:iCs/>
+        </w:rPr>
+        <w:t xml:space="preserve">4. В </w:t>
+      </w:r>
+      <w:r>
+        <w:rPr>
+          <w:iCs/>
+          <w:lang w:val="en-US"/>
+        </w:rPr>
+        <w:t>Unity</w:t>
+      </w:r>
+      <w:r>
+        <w:rPr>
+          <w:iCs/>
+        </w:rPr>
+        <w:t xml:space="preserve"> есть возможность бесплатно использовать ядро и большое количество плагинов из каталога, которых достаточно для реализации поставленной задачи.</w:t>
+      </w:r>
+    </w:p>
+    <w:p>
+      <w:pPr>
+        <w:widowControl w:val="0"/>
+        <w:ind w:firstLine="0"/>
+        <w:rPr>
+          <w:iCs/>
+        </w:rPr>
+      </w:pPr>
+    </w:p>
+    <w:p>
+      <w:pPr>
+        <w:widowControl w:val="0"/>
+        <w:ind w:firstLine="0"/>
         <w:rPr>
           <w:b/>
           <w:bCs/>
-          <w:i/>
-        </w:rPr>
-        <w:t xml:space="preserve">2. Поиск и исследование плагинов для разработки приложений. </w:t>
-      </w:r>
-    </w:p>
-    <w:p>
-      <w:pPr>
-        <w:suppressAutoHyphens w:val="0"/>
-        <w:spacing w:line="276" w:lineRule="auto"/>
-        <w:ind w:firstLine="0"/>
-        <w:jc w:val="left"/>
-        <w:rPr>
-          <w:i/>
+          <w:iCs/>
         </w:rPr>
       </w:pPr>
       <w:r>
         <w:rPr>
           <w:b/>
           <w:bCs/>
-          <w:i/>
-        </w:rPr>
-        <w:t>Unity</w:t>
-      </w:r>
-      <w:r>
-        <w:rPr>
-          <w:i/>
-        </w:rPr>
-        <w:br/>
-        <w:t xml:space="preserve">В Unity применяется официальный плагин XR </w:t>
-      </w:r>
-      <w:proofErr w:type="spellStart"/>
-      <w:r>
-        <w:rPr>
-          <w:i/>
-        </w:rPr>
-        <w:t>Interaction</w:t>
-      </w:r>
-      <w:proofErr w:type="spellEnd"/>
-      <w:r>
-        <w:rPr>
-          <w:i/>
-        </w:rPr>
-        <w:t xml:space="preserve"> </w:t>
-      </w:r>
-      <w:proofErr w:type="spellStart"/>
-      <w:r>
-        <w:rPr>
-          <w:i/>
-        </w:rPr>
-        <w:t>Toolkit</w:t>
-      </w:r>
-      <w:proofErr w:type="spellEnd"/>
-      <w:r>
-        <w:rPr>
-          <w:i/>
-        </w:rPr>
-        <w:t xml:space="preserve"> (XRI). Для интеграции механики достаточно добавить компонент XR </w:t>
-      </w:r>
-      <w:proofErr w:type="spellStart"/>
-      <w:r>
-        <w:rPr>
-          <w:i/>
-        </w:rPr>
-        <w:t>Grab</w:t>
-      </w:r>
-      <w:proofErr w:type="spellEnd"/>
-      <w:r>
-        <w:rPr>
-          <w:i/>
-        </w:rPr>
-        <w:t xml:space="preserve"> </w:t>
-      </w:r>
-      <w:proofErr w:type="spellStart"/>
-      <w:r>
-        <w:rPr>
-          <w:i/>
-        </w:rPr>
-        <w:t>Interactable</w:t>
-      </w:r>
-      <w:proofErr w:type="spellEnd"/>
-      <w:r>
-        <w:rPr>
-          <w:i/>
-        </w:rPr>
-        <w:t xml:space="preserve"> на целевой объект. Инструменты позволяют настраивать точки хвата для рук, а также определять поведение объекта, включая симуляцию притяжения или жесткую фиксацию в контроллере.</w:t>
-      </w:r>
-    </w:p>
-    <w:p>
-      <w:pPr>
-        <w:suppressAutoHyphens w:val="0"/>
-        <w:spacing w:line="276" w:lineRule="auto"/>
+          <w:iCs/>
+        </w:rPr>
+        <w:lastRenderedPageBreak/>
+        <w:t>4. Проектирование приложения, установка нужных плагинов, подготовка проекта.</w:t>
+      </w:r>
+    </w:p>
+    <w:p>
+      <w:pPr>
+        <w:widowControl w:val="0"/>
         <w:ind w:firstLine="0"/>
-        <w:jc w:val="left"/>
-        <w:rPr>
-          <w:i/>
-        </w:rPr>
-      </w:pPr>
-      <w:r>
+        <w:rPr>
+          <w:iCs/>
+        </w:rPr>
+      </w:pPr>
+      <w:r>
+        <w:rPr>
+          <w:iCs/>
+        </w:rPr>
+        <w:t xml:space="preserve">Простое </w:t>
+      </w:r>
+      <w:r>
+        <w:rPr>
+          <w:iCs/>
+          <w:lang w:val="en-US"/>
+        </w:rPr>
+        <w:t>VR</w:t>
+      </w:r>
+      <w:r>
+        <w:rPr>
+          <w:iCs/>
+        </w:rPr>
+        <w:t xml:space="preserve"> приложение, демонстрирующее возможности пользователя при использовании гарнитуры </w:t>
+      </w:r>
+      <w:r>
+        <w:rPr>
+          <w:iCs/>
+          <w:lang w:val="en-US"/>
+        </w:rPr>
+        <w:t>VR</w:t>
+      </w:r>
+      <w:r>
+        <w:rPr>
+          <w:iCs/>
+        </w:rPr>
+        <w:t>.</w:t>
+      </w:r>
+    </w:p>
+    <w:p>
+      <w:pPr>
+        <w:widowControl w:val="0"/>
+        <w:ind w:firstLine="0"/>
+        <w:rPr>
+          <w:iCs/>
+        </w:rPr>
+      </w:pPr>
+    </w:p>
+    <w:p>
+      <w:pPr>
+        <w:widowControl w:val="0"/>
+        <w:ind w:firstLine="0"/>
         <w:rPr>
           <w:b/>
           <w:bCs/>
-          <w:i/>
-        </w:rPr>
-        <w:t>Unreal Engine</w:t>
-      </w:r>
-      <w:r>
-        <w:rPr>
-          <w:i/>
-        </w:rPr>
-        <w:br/>
-        <w:t xml:space="preserve">В Unreal Engine базовый функционал реализуется через стандартный шаблон VR </w:t>
-      </w:r>
-      <w:proofErr w:type="spellStart"/>
-      <w:r>
-        <w:rPr>
-          <w:i/>
-        </w:rPr>
-        <w:t>Template</w:t>
-      </w:r>
-      <w:proofErr w:type="spellEnd"/>
-      <w:r>
-        <w:rPr>
-          <w:i/>
-        </w:rPr>
-        <w:t xml:space="preserve"> работающего на базе интегрированного плагина </w:t>
-      </w:r>
-      <w:proofErr w:type="spellStart"/>
-      <w:r>
-        <w:rPr>
-          <w:i/>
-        </w:rPr>
-        <w:t>OpenXR</w:t>
-      </w:r>
-      <w:proofErr w:type="spellEnd"/>
-      <w:r>
-        <w:rPr>
-          <w:i/>
-        </w:rPr>
-        <w:t>. Данное решение эффективно для простых сценариев. Однако реализация комплексной физики взаимодействия (например, адаптивного позиционирования пальцев по форме объекта или оружия) требует ручной настройки коллизий и доработки логики в визуальных скриптах (Blueprints).</w:t>
-      </w:r>
-    </w:p>
-    <w:p>
-      <w:pPr>
-        <w:suppressAutoHyphens w:val="0"/>
-        <w:spacing w:line="276" w:lineRule="auto"/>
-        <w:ind w:firstLine="0"/>
-        <w:jc w:val="left"/>
-        <w:rPr>
-          <w:i/>
-        </w:rPr>
-      </w:pPr>
+          <w:iCs/>
+        </w:rPr>
+      </w:pPr>
+      <w:r>
+        <w:rPr>
+          <w:iCs/>
+        </w:rPr>
+        <w:t xml:space="preserve"> </w:t>
+      </w:r>
       <w:r>
         <w:rPr>
           <w:b/>
           <w:bCs/>
-          <w:i/>
-        </w:rPr>
-        <w:lastRenderedPageBreak/>
-        <w:t>Godot</w:t>
-      </w:r>
-      <w:r>
-        <w:rPr>
-          <w:i/>
-        </w:rPr>
-        <w:br/>
-        <w:t xml:space="preserve">В Godot разработка опирается на плагин Godot XR Tools. Механика хвата конфигурируется путем добавления дочерних узлов, таких как </w:t>
-      </w:r>
-      <w:proofErr w:type="spellStart"/>
-      <w:r>
-        <w:rPr>
-          <w:i/>
-        </w:rPr>
-        <w:t>XRToolsPickable</w:t>
-      </w:r>
-      <w:proofErr w:type="spellEnd"/>
-      <w:r>
-        <w:rPr>
-          <w:i/>
-        </w:rPr>
-        <w:t>. Система обеспечивает базовую функциональность, однако симуляция веса предметов, инерции или плавного перехвата между контроллерами требует написания собственного кода.</w:t>
-      </w:r>
-    </w:p>
-    <w:p>
-      <w:pPr>
-        <w:suppressAutoHyphens w:val="0"/>
-        <w:spacing w:line="276" w:lineRule="auto"/>
-        <w:ind w:firstLine="0"/>
-        <w:jc w:val="left"/>
-        <w:rPr>
-          <w:b/>
-          <w:i/>
-        </w:rPr>
-      </w:pPr>
-      <w:r>
-        <w:rPr>
-          <w:b/>
-          <w:i/>
-          <w:lang w:val="en-US"/>
-        </w:rPr>
-        <w:t>Meta</w:t>
-      </w:r>
-      <w:r>
-        <w:rPr>
-          <w:b/>
-          <w:i/>
-        </w:rPr>
-        <w:t xml:space="preserve"> </w:t>
-      </w:r>
-      <w:r>
-        <w:rPr>
-          <w:b/>
-          <w:i/>
-          <w:lang w:val="en-US"/>
-        </w:rPr>
-        <w:t>XR</w:t>
-      </w:r>
-      <w:r>
-        <w:rPr>
-          <w:b/>
-          <w:i/>
-        </w:rPr>
-        <w:t xml:space="preserve"> </w:t>
-      </w:r>
-      <w:r>
-        <w:rPr>
-          <w:b/>
-          <w:i/>
-          <w:lang w:val="en-US"/>
-        </w:rPr>
-        <w:t>Simulator</w:t>
-      </w:r>
-    </w:p>
-    <w:p>
-      <w:pPr>
-        <w:suppressAutoHyphens w:val="0"/>
-        <w:spacing w:line="276" w:lineRule="auto"/>
-        <w:ind w:firstLine="0"/>
-        <w:jc w:val="left"/>
-        <w:rPr>
-          <w:i/>
-        </w:rPr>
-      </w:pPr>
-      <w:r>
-        <w:rPr>
-          <w:i/>
-        </w:rPr>
-        <w:t xml:space="preserve">Общий плагин, используемый как в </w:t>
-      </w:r>
-      <w:r>
-        <w:rPr>
-          <w:i/>
-          <w:lang w:val="en-US"/>
-        </w:rPr>
-        <w:t>Unity</w:t>
-      </w:r>
-      <w:r>
-        <w:rPr>
-          <w:i/>
-        </w:rPr>
-        <w:t xml:space="preserve">, </w:t>
-      </w:r>
-      <w:r>
-        <w:rPr>
-          <w:i/>
-          <w:lang w:val="en-US"/>
-        </w:rPr>
-        <w:t>Unreal</w:t>
-      </w:r>
-      <w:r>
-        <w:rPr>
-          <w:i/>
-        </w:rPr>
-        <w:t xml:space="preserve"> </w:t>
-      </w:r>
-      <w:r>
-        <w:rPr>
-          <w:i/>
-          <w:lang w:val="en-US"/>
-        </w:rPr>
-        <w:t>Engine</w:t>
-      </w:r>
-      <w:r>
-        <w:rPr>
-          <w:i/>
-        </w:rPr>
-        <w:t xml:space="preserve">, так и </w:t>
-      </w:r>
-      <w:r>
-        <w:rPr>
-          <w:i/>
-          <w:lang w:val="en-US"/>
-        </w:rPr>
-        <w:t>Godot</w:t>
-      </w:r>
-      <w:r>
-        <w:rPr>
-          <w:i/>
-        </w:rPr>
-        <w:t xml:space="preserve">, он нужен для лёгкого тестирования и отладки </w:t>
-      </w:r>
-      <w:r>
-        <w:rPr>
-          <w:i/>
-          <w:lang w:val="en-US"/>
-        </w:rPr>
-        <w:t>VR</w:t>
-      </w:r>
-      <w:r>
-        <w:rPr>
-          <w:i/>
-        </w:rPr>
-        <w:t xml:space="preserve"> приложения без использования шлема. Он полностью имитирует работу гарнитур (</w:t>
-      </w:r>
-      <w:proofErr w:type="spellStart"/>
-      <w:r>
-        <w:rPr>
-          <w:i/>
-        </w:rPr>
-        <w:t>Meta</w:t>
-      </w:r>
-      <w:proofErr w:type="spellEnd"/>
-      <w:r>
-        <w:rPr>
-          <w:i/>
-        </w:rPr>
-        <w:t xml:space="preserve"> </w:t>
-      </w:r>
-      <w:proofErr w:type="spellStart"/>
-      <w:r>
-        <w:rPr>
-          <w:i/>
-        </w:rPr>
-        <w:t>Quest</w:t>
-      </w:r>
-      <w:proofErr w:type="spellEnd"/>
-      <w:r>
-        <w:rPr>
-          <w:i/>
-        </w:rPr>
-        <w:t xml:space="preserve"> 2, 3, 3S, Pro) на уровне API прямо в окне игрового движка (Unity, Unreal Engine или Godot).</w:t>
-      </w:r>
-    </w:p>
-    <w:p>
-      <w:pPr>
-        <w:suppressAutoHyphens w:val="0"/>
-        <w:spacing w:line="276" w:lineRule="auto"/>
-        <w:ind w:firstLine="0"/>
-        <w:jc w:val="left"/>
-        <w:rPr>
-          <w:i/>
-        </w:rPr>
-      </w:pPr>
+          <w:iCs/>
+        </w:rPr>
+        <w:t xml:space="preserve">5. Разработка </w:t>
+      </w:r>
       <w:r>
         <w:rPr>
           <w:b/>
           <w:bCs/>
-          <w:i/>
-        </w:rPr>
-        <w:t>Вывод</w:t>
-      </w:r>
-      <w:r>
-        <w:rPr>
-          <w:i/>
-        </w:rPr>
-        <w:br/>
-        <w:t xml:space="preserve">Наиболее эффективной средой для разработки механик взаимодействия является </w:t>
+          <w:iCs/>
+          <w:lang w:val="en-US"/>
+        </w:rPr>
+        <w:t>VR</w:t>
       </w:r>
       <w:r>
         <w:rPr>
           <w:b/>
           <w:bCs/>
-          <w:i/>
-        </w:rPr>
-        <w:t>Unity</w:t>
-      </w:r>
-      <w:r>
-        <w:rPr>
-          <w:i/>
-        </w:rPr>
-        <w:t xml:space="preserve">. Извлечение пространственных данных шлема и настройка физического отклика объектов реализованы в этой экосистеме наиболее гибко, предлагая глубокий функционал непосредственно в базовой комплектации плагина от </w:t>
-      </w:r>
-      <w:proofErr w:type="spellStart"/>
-      <w:r>
-        <w:rPr>
-          <w:i/>
-        </w:rPr>
-        <w:t>Meta</w:t>
-      </w:r>
-      <w:proofErr w:type="spellEnd"/>
-      <w:r>
-        <w:rPr>
-          <w:i/>
-        </w:rPr>
-        <w:t>.</w:t>
-      </w:r>
-    </w:p>
-    <w:p>
-      <w:pPr>
-        <w:widowControl w:val="0"/>
-        <w:spacing w:line="276" w:lineRule="auto"/>
-        <w:ind w:firstLine="0"/>
-        <w:jc w:val="left"/>
-        <w:rPr>
-          <w:i/>
-        </w:rPr>
-      </w:pPr>
-      <w:r>
-        <w:rPr>
-          <w:b/>
-          <w:bCs/>
-          <w:i/>
-        </w:rPr>
-        <w:t>3. Выбор ядра и его плагинов для разработки приложения</w:t>
-      </w:r>
-      <w:r>
-        <w:rPr>
-          <w:i/>
-        </w:rPr>
-        <w:t xml:space="preserve">. </w:t>
-      </w:r>
-    </w:p>
-    <w:p>
-      <w:pPr>
-        <w:widowControl w:val="0"/>
-        <w:spacing w:line="276" w:lineRule="auto"/>
-        <w:ind w:firstLine="0"/>
-        <w:jc w:val="left"/>
-        <w:rPr>
-          <w:i/>
-        </w:rPr>
-      </w:pPr>
-      <w:r>
-        <w:rPr>
-          <w:i/>
-        </w:rPr>
-        <w:t xml:space="preserve">На основе проведенного анализа, для разработки приложения было решено выбрать ядро </w:t>
-      </w:r>
-      <w:r>
-        <w:rPr>
-          <w:i/>
-          <w:lang w:val="en-US"/>
-        </w:rPr>
-        <w:t>Unity</w:t>
-      </w:r>
-      <w:r>
-        <w:rPr>
-          <w:i/>
-        </w:rPr>
-        <w:t xml:space="preserve">, так как это самый оптимальный выбор для наших условий разработки: </w:t>
-      </w:r>
-    </w:p>
-    <w:p>
-      <w:pPr>
-        <w:widowControl w:val="0"/>
-        <w:spacing w:line="276" w:lineRule="auto"/>
-        <w:ind w:firstLine="0"/>
-        <w:jc w:val="left"/>
-        <w:rPr>
-          <w:i/>
-        </w:rPr>
-      </w:pPr>
-      <w:r>
-        <w:rPr>
-          <w:i/>
-        </w:rPr>
-        <w:t xml:space="preserve">1. Устройства, на которых разрабатывается приложение не обладают высокими техническими характеристиками. </w:t>
-      </w:r>
-    </w:p>
-    <w:p>
-      <w:pPr>
-        <w:widowControl w:val="0"/>
-        <w:spacing w:line="276" w:lineRule="auto"/>
-        <w:ind w:firstLine="0"/>
-        <w:jc w:val="left"/>
-        <w:rPr>
-          <w:i/>
-        </w:rPr>
-      </w:pPr>
-      <w:r>
-        <w:rPr>
-          <w:i/>
-        </w:rPr>
-        <w:t xml:space="preserve">2. В сообществе доступно большое количество обучающего контента для разработки </w:t>
-      </w:r>
-      <w:r>
-        <w:rPr>
-          <w:i/>
-          <w:lang w:val="en-US"/>
-        </w:rPr>
-        <w:t>VR</w:t>
-      </w:r>
-      <w:r>
-        <w:rPr>
-          <w:i/>
-        </w:rPr>
-        <w:t xml:space="preserve"> приложений, что способствует лёгкому и быстрому изучению </w:t>
-      </w:r>
-      <w:r>
-        <w:rPr>
-          <w:i/>
-          <w:lang w:val="en-US"/>
-        </w:rPr>
-        <w:t>VR</w:t>
-      </w:r>
-      <w:r>
-        <w:rPr>
-          <w:i/>
-        </w:rPr>
-        <w:t xml:space="preserve"> разработки.  </w:t>
-      </w:r>
-    </w:p>
-    <w:p>
-      <w:pPr>
-        <w:widowControl w:val="0"/>
-        <w:spacing w:line="276" w:lineRule="auto"/>
-        <w:ind w:firstLine="0"/>
-        <w:jc w:val="left"/>
-        <w:rPr>
-          <w:i/>
-        </w:rPr>
-      </w:pPr>
-      <w:r>
-        <w:rPr>
-          <w:i/>
-        </w:rPr>
-        <w:t xml:space="preserve">3. </w:t>
-      </w:r>
-      <w:r>
-        <w:rPr>
-          <w:i/>
-          <w:lang w:val="en-US"/>
-        </w:rPr>
-        <w:t>Unity</w:t>
-      </w:r>
-      <w:r>
-        <w:rPr>
-          <w:i/>
-        </w:rPr>
-        <w:t xml:space="preserve"> предлагает огромное количество готовых «</w:t>
-      </w:r>
-      <w:proofErr w:type="spellStart"/>
-      <w:r>
-        <w:rPr>
-          <w:i/>
-        </w:rPr>
-        <w:t>ассетов</w:t>
-      </w:r>
-      <w:proofErr w:type="spellEnd"/>
-      <w:r>
-        <w:rPr>
-          <w:i/>
-        </w:rPr>
-        <w:t xml:space="preserve">», которые можно использовать при разработке, что также компенсирует недостаток опыта и времени. </w:t>
-      </w:r>
-    </w:p>
-    <w:p>
-      <w:pPr>
-        <w:widowControl w:val="0"/>
-        <w:spacing w:line="276" w:lineRule="auto"/>
-        <w:ind w:firstLine="0"/>
-        <w:jc w:val="left"/>
-        <w:rPr>
-          <w:i/>
-        </w:rPr>
-      </w:pPr>
-      <w:r>
-        <w:rPr>
-          <w:i/>
-        </w:rPr>
-        <w:t xml:space="preserve">4. В </w:t>
-      </w:r>
-      <w:r>
-        <w:rPr>
-          <w:i/>
-          <w:lang w:val="en-US"/>
-        </w:rPr>
-        <w:t>Unity</w:t>
-      </w:r>
-      <w:r>
-        <w:rPr>
-          <w:i/>
-        </w:rPr>
-        <w:t xml:space="preserve"> есть возможность бесплатно использовать ядро и большое количество плагинов из каталога, которых достаточно для реализации поставленной задачи.</w:t>
-      </w:r>
-    </w:p>
-    <w:p>
-      <w:pPr>
-        <w:widowControl w:val="0"/>
-        <w:spacing w:line="276" w:lineRule="auto"/>
-        <w:ind w:firstLine="0"/>
-        <w:rPr>
-          <w:i/>
-        </w:rPr>
-      </w:pPr>
-    </w:p>
-    <w:p>
-      <w:pPr>
-        <w:widowControl w:val="0"/>
-        <w:spacing w:line="276" w:lineRule="auto"/>
-        <w:ind w:firstLine="0"/>
-        <w:rPr>
-          <w:b/>
-          <w:bCs/>
-          <w:i/>
-        </w:rPr>
-      </w:pPr>
-      <w:r>
-        <w:rPr>
-          <w:b/>
-          <w:bCs/>
-          <w:i/>
-        </w:rPr>
-        <w:t>4. Проектирование приложения, установка нужных плагинов, подготовка проекта.</w:t>
-      </w:r>
-    </w:p>
-    <w:p>
-      <w:pPr>
-        <w:widowControl w:val="0"/>
-        <w:spacing w:line="276" w:lineRule="auto"/>
-        <w:ind w:firstLine="0"/>
-        <w:rPr>
-          <w:i/>
-        </w:rPr>
-      </w:pPr>
-      <w:r>
-        <w:rPr>
-          <w:i/>
-        </w:rPr>
-        <w:t xml:space="preserve">Простое </w:t>
-      </w:r>
-      <w:r>
-        <w:rPr>
-          <w:i/>
-          <w:lang w:val="en-US"/>
-        </w:rPr>
-        <w:t>VR</w:t>
-      </w:r>
-      <w:r>
-        <w:rPr>
-          <w:i/>
-        </w:rPr>
-        <w:t xml:space="preserve"> приложение, демонстрирующее возможности пользователя при использовании гарнитуры </w:t>
-      </w:r>
-      <w:r>
-        <w:rPr>
-          <w:i/>
-          <w:lang w:val="en-US"/>
-        </w:rPr>
-        <w:t>VR</w:t>
-      </w:r>
-      <w:r>
-        <w:rPr>
-          <w:i/>
-        </w:rPr>
-        <w:t>.</w:t>
-      </w:r>
-    </w:p>
-    <w:p>
-      <w:pPr>
-        <w:widowControl w:val="0"/>
-        <w:spacing w:line="276" w:lineRule="auto"/>
-        <w:ind w:firstLine="0"/>
-        <w:rPr>
-          <w:i/>
-        </w:rPr>
-      </w:pPr>
-    </w:p>
-    <w:p>
-      <w:pPr>
-        <w:widowControl w:val="0"/>
-        <w:spacing w:line="276" w:lineRule="auto"/>
-        <w:ind w:firstLine="0"/>
-        <w:rPr>
-          <w:b/>
-          <w:bCs/>
-          <w:i/>
-        </w:rPr>
-      </w:pPr>
-      <w:r>
-        <w:rPr>
-          <w:i/>
-        </w:rPr>
-        <w:t xml:space="preserve"> </w:t>
-      </w:r>
-      <w:r>
-        <w:rPr>
-          <w:b/>
-          <w:bCs/>
-          <w:i/>
-        </w:rPr>
-        <w:t xml:space="preserve">5. Разработка </w:t>
-      </w:r>
-      <w:r>
-        <w:rPr>
-          <w:b/>
-          <w:bCs/>
-          <w:i/>
-          <w:lang w:val="en-US"/>
-        </w:rPr>
-        <w:t>VR</w:t>
-      </w:r>
-      <w:r>
-        <w:rPr>
-          <w:b/>
-          <w:bCs/>
-          <w:i/>
+          <w:iCs/>
         </w:rPr>
         <w:t xml:space="preserve"> приложения.</w:t>
       </w:r>
@@ -6395,6 +6390,95 @@
     </w:lvl>
   </w:abstractNum>
   <w:abstractNum w:abstractNumId="5" w15:restartNumberingAfterBreak="0">
+    <w:nsid w:val="2A786951"/>
+    <w:multiLevelType w:val="hybridMultilevel"/>
+    <w:tmpl w:val="3F76E314"/>
+    <w:lvl w:ilvl="0" w:tplc="0419000F">
+      <w:start w:val="1"/>
+      <w:numFmt w:val="decimal"/>
+      <w:lvlText w:val="%1."/>
+      <w:lvlJc w:val="left"/>
+      <w:pPr>
+        <w:ind w:left="720" w:hanging="360"/>
+      </w:pPr>
+      <w:rPr>
+        <w:rFonts w:hint="default"/>
+      </w:rPr>
+    </w:lvl>
+    <w:lvl w:ilvl="1" w:tplc="04190019" w:tentative="1">
+      <w:start w:val="1"/>
+      <w:numFmt w:val="lowerLetter"/>
+      <w:lvlText w:val="%2."/>
+      <w:lvlJc w:val="left"/>
+      <w:pPr>
+        <w:ind w:left="1440" w:hanging="360"/>
+      </w:pPr>
+    </w:lvl>
+    <w:lvl w:ilvl="2" w:tplc="0419001B" w:tentative="1">
+      <w:start w:val="1"/>
+      <w:numFmt w:val="lowerRoman"/>
+      <w:lvlText w:val="%3."/>
+      <w:lvlJc w:val="right"/>
+      <w:pPr>
+        <w:ind w:left="2160" w:hanging="180"/>
+      </w:pPr>
+    </w:lvl>
+    <w:lvl w:ilvl="3" w:tplc="0419000F" w:tentative="1">
+      <w:start w:val="1"/>
+      <w:numFmt w:val="decimal"/>
+      <w:lvlText w:val="%4."/>
+      <w:lvlJc w:val="left"/>
+      <w:pPr>
+        <w:ind w:left="2880" w:hanging="360"/>
+      </w:pPr>
+    </w:lvl>
+    <w:lvl w:ilvl="4" w:tplc="04190019" w:tentative="1">
+      <w:start w:val="1"/>
+      <w:numFmt w:val="lowerLetter"/>
+      <w:lvlText w:val="%5."/>
+      <w:lvlJc w:val="left"/>
+      <w:pPr>
+        <w:ind w:left="3600" w:hanging="360"/>
+      </w:pPr>
+    </w:lvl>
+    <w:lvl w:ilvl="5" w:tplc="0419001B" w:tentative="1">
+      <w:start w:val="1"/>
+      <w:numFmt w:val="lowerRoman"/>
+      <w:lvlText w:val="%6."/>
+      <w:lvlJc w:val="right"/>
+      <w:pPr>
+        <w:ind w:left="4320" w:hanging="180"/>
+      </w:pPr>
+    </w:lvl>
+    <w:lvl w:ilvl="6" w:tplc="0419000F" w:tentative="1">
+      <w:start w:val="1"/>
+      <w:numFmt w:val="decimal"/>
+      <w:lvlText w:val="%7."/>
+      <w:lvlJc w:val="left"/>
+      <w:pPr>
+        <w:ind w:left="5040" w:hanging="360"/>
+      </w:pPr>
+    </w:lvl>
+    <w:lvl w:ilvl="7" w:tplc="04190019" w:tentative="1">
+      <w:start w:val="1"/>
+      <w:numFmt w:val="lowerLetter"/>
+      <w:lvlText w:val="%8."/>
+      <w:lvlJc w:val="left"/>
+      <w:pPr>
+        <w:ind w:left="5760" w:hanging="360"/>
+      </w:pPr>
+    </w:lvl>
+    <w:lvl w:ilvl="8" w:tplc="0419001B" w:tentative="1">
+      <w:start w:val="1"/>
+      <w:numFmt w:val="lowerRoman"/>
+      <w:lvlText w:val="%9."/>
+      <w:lvlJc w:val="right"/>
+      <w:pPr>
+        <w:ind w:left="6480" w:hanging="180"/>
+      </w:pPr>
+    </w:lvl>
+  </w:abstractNum>
+  <w:abstractNum w:abstractNumId="6" w15:restartNumberingAfterBreak="0">
     <w:nsid w:val="4F652570"/>
     <w:multiLevelType w:val="multilevel"/>
     <w:tmpl w:val="D3700EAA"/>
@@ -6516,7 +6600,7 @@
       </w:pPr>
     </w:lvl>
   </w:abstractNum>
-  <w:abstractNum w:abstractNumId="6" w15:restartNumberingAfterBreak="0">
+  <w:abstractNum w:abstractNumId="7" w15:restartNumberingAfterBreak="0">
     <w:nsid w:val="5A525818"/>
     <w:multiLevelType w:val="hybridMultilevel"/>
     <w:tmpl w:val="2320E790"/>
@@ -6618,7 +6702,7 @@
     <w:abstractNumId w:val="0"/>
   </w:num>
   <w:num w:numId="5">
-    <w:abstractNumId w:val="5"/>
+    <w:abstractNumId w:val="6"/>
   </w:num>
   <w:num w:numId="6">
     <w:abstractNumId w:val="3"/>
@@ -6627,13 +6711,16 @@
     <w:abstractNumId w:val="2"/>
   </w:num>
   <w:num w:numId="8">
-    <w:abstractNumId w:val="6"/>
+    <w:abstractNumId w:val="7"/>
   </w:num>
   <w:num w:numId="9">
     <w:abstractNumId w:val="3"/>
     <w:lvlOverride w:ilvl="0">
       <w:startOverride w:val="1"/>
     </w:lvlOverride>
+  </w:num>
+  <w:num w:numId="10">
+    <w:abstractNumId w:val="5"/>
   </w:num>
 </w:numbering>
 </file>
